--- a/cf/sh/u/files/u034.docx
+++ b/cf/sh/u/files/u034.docx
@@ -20,7 +20,7 @@
     </w:p>
     <w:p>
       <w:r>
-        <w:t>請針對每個題目，把答案填在「回答：」後面（越具體越好）；填好後請放回您的部門資料夾即可，不需回信。</w:t>
+        <w:t>這份問卷是想更了解您的實際作業，好把您的 AI 助理做得更貼近需求。第一部分請把答案填在「回答：」後面（越具體越好）；第二部分只是先讓您了解，之後用的時候再一起調整，不用現在填。填好後放回您的部門資料夾即可，不需回信。</w:t>
       </w:r>
     </w:p>
     <w:p>
@@ -32,8 +32,16 @@
       </w:r>
     </w:p>
     <w:p>
+      <w:pPr>
+        <w:pStyle w:val="Heading2"/>
+      </w:pPr>
       <w:r>
-        <w:t>1. 公司報工報表的固定欄位與系統上傳格式為何？</w:t>
+        <w:t>一、請您提供或確認的事情</w:t>
+      </w:r>
+    </w:p>
+    <w:p>
+      <w:r>
+        <w:t>1. 請提供公司的工時和加班規則（單日／單月上限、休息怎麼扣、要不要寫事由）</w:t>
       </w:r>
     </w:p>
     <w:p>
@@ -43,7 +51,7 @@
     </w:p>
     <w:p>
       <w:r>
-        <w:t>2. 工作項目是否有標準選項清單供標準化？</w:t>
+        <w:t>2. 請提供加班 Excel 的固定欄位和格式</w:t>
       </w:r>
     </w:p>
     <w:p>
@@ -53,7 +61,7 @@
     </w:p>
     <w:p>
       <w:r>
-        <w:t>3. 工時規則（單日上限、休息扣除）為何？</w:t>
+        <w:t>3. 如果案場有代號，請提供代號對照表</w:t>
       </w:r>
     </w:p>
     <w:p>
@@ -63,7 +71,7 @@
     </w:p>
     <w:p>
       <w:r>
-        <w:t>4. 資料來源是 Excel 選項＋手動 key in，欄位是否已固定？</w:t>
+        <w:t>4. 請確認每筆要記什麼（日期、案場、加班起訖時間、時數、事由）</w:t>
       </w:r>
     </w:p>
     <w:p>
@@ -73,7 +81,7 @@
     </w:p>
     <w:p>
       <w:r>
-        <w:t>5. 工時或項目缺漏時的處理原則（標待補、不臆測）是否確認？</w:t>
+        <w:t>5. 請提供一份含有「異常案例」的加班資料當測試，AI 才好驗證抓不抓得出問題</w:t>
       </w:r>
     </w:p>
     <w:p>
@@ -82,13 +90,36 @@
       </w:r>
     </w:p>
     <w:p>
+      <w:pPr>
+        <w:pStyle w:val="Heading2"/>
+      </w:pPr>
       <w:r>
-        <w:t>6. 報工報表由誰確認、上傳公司系統送主管/資訊端？</w:t>
+        <w:t>二、要用了之後、跟 AI 一起調整的事情（先了解即可，不用現在填）</w:t>
       </w:r>
     </w:p>
     <w:p>
       <w:r>
-        <w:t>回答：</w:t>
+        <w:t>• 把加班 Excel 貼給 AI，它幫您核對時數對不對、抓出超時或重複申報</w:t>
+      </w:r>
+    </w:p>
+    <w:p>
+      <w:r>
+        <w:t>• 起訖或事由缺漏時，AI 會標「待補」，不會自己亂填時數</w:t>
+      </w:r>
+    </w:p>
+    <w:p>
+      <w:r>
+        <w:t>• 有人想把時數灌大，AI 會拒絕，提醒時數要以起訖時間為準、由本人確認</w:t>
+      </w:r>
+    </w:p>
+    <w:p>
+      <w:r>
+        <w:t>• AI 只出核對表和異常清單，最後確認、送出都由您決定</w:t>
+      </w:r>
+    </w:p>
+    <w:p>
+      <w:r>
+        <w:t>• 用久了把規則餵得更清楚，AI 抓異常會越來越準</w:t>
       </w:r>
     </w:p>
     <w:p/>
